--- a/zhs/docx/018.content.docx
+++ b/zhs/docx/018.content.docx
@@ -218,54 +218,36 @@
         </w:rPr>
         <w:t>这个词是一个</w:t>
       </w:r>
-      <w:hyperlink r:id="rId13">
-        <w:r>
-          <w:rPr>
-            <w:lang w:val="zh_CN" w:bidi="zh_CN"/>
-          </w:rPr>
-          <w:rPr>
-            <w:color w:val="0000EE"/>
-            <w:u w:val="single"/>
-          </w:rPr>
-          <w:t>希腊</w:t>
-        </w:r>
-      </w:hyperlink>
+      <w:r>
+        <w:rPr>
+          <w:lang w:val="zh_CN" w:bidi="zh_CN"/>
+        </w:rPr>
+        <w:t>希腊</w:t>
+      </w:r>
       <w:r>
         <w:rPr>
           <w:lang w:val="zh_CN" w:bidi="zh_CN"/>
         </w:rPr>
         <w:t>词的翻译，字面意思是"好消息"。圣经中的</w:t>
       </w:r>
-      <w:hyperlink r:id="rId14">
-        <w:r>
-          <w:rPr>
-            <w:lang w:val="zh_CN" w:bidi="zh_CN"/>
-          </w:rPr>
-          <w:rPr>
-            <w:color w:val="0000EE"/>
-            <w:u w:val="single"/>
-          </w:rPr>
-          <w:t>好消息</w:t>
-        </w:r>
-      </w:hyperlink>
+      <w:r>
+        <w:rPr>
+          <w:lang w:val="zh_CN" w:bidi="zh_CN"/>
+        </w:rPr>
+        <w:t>好消息</w:t>
+      </w:r>
       <w:r>
         <w:rPr>
           <w:lang w:val="zh_CN" w:bidi="zh_CN"/>
         </w:rPr>
         <w:t>是神已经设立了一条拯救人的道路。在新约中，我们清楚地知道，神拯救祂子民的方式是通过耶稣的死和</w:t>
       </w:r>
-      <w:hyperlink r:id="rId15">
-        <w:r>
-          <w:rPr>
-            <w:lang w:val="zh_CN" w:bidi="zh_CN"/>
-          </w:rPr>
-          <w:rPr>
-            <w:color w:val="0000EE"/>
-            <w:u w:val="single"/>
-          </w:rPr>
-          <w:t>复活</w:t>
-        </w:r>
-      </w:hyperlink>
+      <w:r>
+        <w:rPr>
+          <w:lang w:val="zh_CN" w:bidi="zh_CN"/>
+        </w:rPr>
+        <w:t>复活</w:t>
+      </w:r>
       <w:r>
         <w:rPr>
           <w:lang w:val="zh_CN" w:bidi="zh_CN"/>
@@ -286,18 +268,12 @@
         </w:rPr>
         <w:t>在圣经中有关耶稣生平的部分：马太福音、马可福音、路加福音和约翰福音，我们有时也会听到关于福音，或关于"国度的好消息"。当时，耶稣尚未为拯救世人而受死。这里的好消息意味着</w:t>
       </w:r>
-      <w:hyperlink r:id="rId16">
-        <w:r>
-          <w:rPr>
-            <w:lang w:val="zh_CN" w:bidi="zh_CN"/>
-          </w:rPr>
-          <w:rPr>
-            <w:color w:val="0000EE"/>
-            <w:u w:val="single"/>
-          </w:rPr>
-          <w:t>神的国</w:t>
-        </w:r>
-      </w:hyperlink>
+      <w:r>
+        <w:rPr>
+          <w:lang w:val="zh_CN" w:bidi="zh_CN"/>
+        </w:rPr>
+        <w:t>神的国</w:t>
+      </w:r>
       <w:r>
         <w:rPr>
           <w:lang w:val="zh_CN" w:bidi="zh_CN"/>
@@ -316,25 +292,7 @@
         <w:rPr>
           <w:lang w:val="zh_CN" w:bidi="zh_CN"/>
         </w:rPr>
-        <w:t>在</w:t>
-      </w:r>
-      <w:hyperlink r:id="rId17">
-        <w:r>
-          <w:rPr>
-            <w:lang w:val="zh_CN" w:bidi="zh_CN"/>
-          </w:rPr>
-          <w:rPr>
-            <w:color w:val="0000EE"/>
-            <w:u w:val="single"/>
-          </w:rPr>
-          <w:t>教会</w:t>
-        </w:r>
-      </w:hyperlink>
-      <w:r>
-        <w:rPr>
-          <w:lang w:val="zh_CN" w:bidi="zh_CN"/>
-        </w:rPr>
-        <w:t>中，我们经常使用"福音书"一词来谈论新约圣经中告诉我们耶稣生平的四卷书：马太福音、马可福音、路加福音和约翰福音。 当谈到这些书中的某一卷时，我们通常会说"马太福音"或"马可福音"。这表示，例如当我们说"马太福音"时，我们指的是整卷马太福音书。</w:t>
+        <w:t>在教会中，我们经常使用"福音书"一词来谈论新约圣经中告诉我们耶稣生平的四卷书：马太福音、马可福音、路加福音和约翰福音。 当谈到这些书中的某一卷时，我们通常会说"马太福音"或"马可福音"。这表示，例如当我们说"马太福音"时，我们指的是整卷马太福音书。</w:t>
       </w:r>
       <w:r>
         <w:rPr>
@@ -389,7 +347,7 @@
           <w:lang w:val="zh_CN" w:bidi="zh_CN"/>
         </w:rPr>
       </w:r>
-      <w:hyperlink r:id="rId18">
+      <w:hyperlink r:id="rId13">
         <w:r>
           <w:rPr>
             <w:lang w:val="zh_CN" w:bidi="zh_CN"/>
@@ -481,36 +439,24 @@
         </w:rPr>
         <w:t>。 耶稣以一个完整的人，一个身体，再次活了过来！ 祂不只是一个</w:t>
       </w:r>
-      <w:hyperlink r:id="rId19">
-        <w:r>
-          <w:rPr>
-            <w:lang w:val="zh_CN" w:bidi="zh_CN"/>
-          </w:rPr>
-          <w:rPr>
-            <w:color w:val="0000EE"/>
-            <w:u w:val="single"/>
-          </w:rPr>
-          <w:t>灵</w:t>
-        </w:r>
-      </w:hyperlink>
+      <w:r>
+        <w:rPr>
+          <w:lang w:val="zh_CN" w:bidi="zh_CN"/>
+        </w:rPr>
+        <w:t>灵</w:t>
+      </w:r>
       <w:r>
         <w:rPr>
           <w:lang w:val="zh_CN" w:bidi="zh_CN"/>
         </w:rPr>
         <w:t>，因为人们可以触摸到耶稣。 耶稣也与祂的</w:t>
       </w:r>
-      <w:hyperlink r:id="rId20">
-        <w:r>
-          <w:rPr>
-            <w:lang w:val="zh_CN" w:bidi="zh_CN"/>
-          </w:rPr>
-          <w:rPr>
-            <w:color w:val="0000EE"/>
-            <w:u w:val="single"/>
-          </w:rPr>
-          <w:t>门徒们</w:t>
-        </w:r>
-      </w:hyperlink>
+      <w:r>
+        <w:rPr>
+          <w:lang w:val="zh_CN" w:bidi="zh_CN"/>
+        </w:rPr>
+        <w:t>门徒们</w:t>
+      </w:r>
       <w:r>
         <w:rPr>
           <w:lang w:val="zh_CN" w:bidi="zh_CN"/>
@@ -531,41 +477,17 @@
         </w:rPr>
         <w:t>当耶稣将再来作为</w:t>
       </w:r>
-      <w:hyperlink r:id="rId21">
-        <w:r>
-          <w:rPr>
-            <w:lang w:val="zh_CN" w:bidi="zh_CN"/>
-          </w:rPr>
-          <w:rPr>
-            <w:color w:val="0000EE"/>
-            <w:u w:val="single"/>
-          </w:rPr>
-          <w:t>王</w:t>
-        </w:r>
-      </w:hyperlink>
-      <w:r>
-        <w:rPr>
-          <w:lang w:val="zh_CN" w:bidi="zh_CN"/>
-        </w:rPr>
-        <w:t>永远统治时，神所拣选接纳的人将再次活过来，并接受一个新的身体——一个永远不会再死的身体！ 这个事件被称为</w:t>
-      </w:r>
-      <w:hyperlink r:id="rId22">
-        <w:r>
-          <w:rPr>
-            <w:lang w:val="zh_CN" w:bidi="zh_CN"/>
-          </w:rPr>
-          <w:rPr>
-            <w:color w:val="0000EE"/>
-            <w:u w:val="single"/>
-          </w:rPr>
-          <w:t>信徒们</w:t>
-        </w:r>
-      </w:hyperlink>
-      <w:r>
-        <w:rPr>
-          <w:lang w:val="zh_CN" w:bidi="zh_CN"/>
-        </w:rPr>
-        <w:t>的复活。 因为耶稣复活了，我们可以肯定神也会使我们再次活过来。</w:t>
+      <w:r>
+        <w:rPr>
+          <w:lang w:val="zh_CN" w:bidi="zh_CN"/>
+        </w:rPr>
+        <w:t>王</w:t>
+      </w:r>
+      <w:r>
+        <w:rPr>
+          <w:lang w:val="zh_CN" w:bidi="zh_CN"/>
+        </w:rPr>
+        <w:t>永远统治时，神所拣选接纳的人将再次活过来，并接受一个新的身体——一个永远不会再死的身体！ 这个事件被称为信徒们的复活。 因为耶稣复活了，我们可以肯定神也会使我们再次活过来。</w:t>
       </w:r>
       <w:r>
         <w:rPr>
@@ -620,7 +542,7 @@
           <w:lang w:val="zh_CN" w:bidi="zh_CN"/>
         </w:rPr>
       </w:r>
-      <w:hyperlink r:id="rId18">
+      <w:hyperlink r:id="rId13">
         <w:r>
           <w:rPr>
             <w:lang w:val="zh_CN" w:bidi="zh_CN"/>

--- a/zhs/docx/018.content.docx
+++ b/zhs/docx/018.content.docx
@@ -321,23 +321,12 @@
         <w:rPr>
           <w:lang w:val="zh_CN" w:bidi="zh_CN"/>
         </w:rPr>
-        <w:t>福音</w:t>
-      </w:r>
-      <w:r>
-        <w:rPr>
-          <w:lang w:val="zh_CN" w:bidi="zh_CN"/>
-        </w:rPr>
-      </w:r>
-    </w:p>
-    <w:p>
-      <w:pPr>
-        <w:pStyle w:val="Heading4"/>
-      </w:pPr>
-      <w:r>
-        <w:rPr>
-          <w:lang w:val="zh_CN" w:bidi="zh_CN"/>
-        </w:rPr>
-        <w:t>Audio Content</w:t>
+        <w:t>复活</w:t>
+      </w:r>
+      <w:r>
+        <w:rPr>
+          <w:lang w:val="zh_CN" w:bidi="zh_CN"/>
+        </w:rPr>
       </w:r>
     </w:p>
     <w:p>
@@ -347,33 +336,61 @@
           <w:lang w:val="zh_CN" w:bidi="zh_CN"/>
         </w:rPr>
       </w:r>
-      <w:hyperlink r:id="rId13">
-        <w:r>
-          <w:rPr>
-            <w:lang w:val="zh_CN" w:bidi="zh_CN"/>
-          </w:rPr>
-          <w:rPr>
-            <w:color w:val="0000EE"/>
-            <w:u w:val="single"/>
-          </w:rPr>
-          <w:t>mp3 file</w:t>
-        </w:r>
-      </w:hyperlink>
-      <w:r>
-        <w:rPr>
-          <w:lang w:val="zh_CN" w:bidi="zh_CN"/>
-        </w:rPr>
-        <w:t xml:space="preserve"> (None KB)</w:t>
-      </w:r>
-      <w:r>
-        <w:rPr>
-          <w:lang w:val="zh_CN" w:bidi="zh_CN"/>
-        </w:rPr>
-      </w:r>
-      <w:r>
-        <w:rPr>
-          <w:lang w:val="zh_CN" w:bidi="zh_CN"/>
-        </w:rPr>
+      <w:r>
+        <w:rPr>
+          <w:lang w:val="zh_CN" w:bidi="zh_CN"/>
+        </w:rPr>
+        <w:t>耶稣死后，三天后祂复活了。 我们说祂</w:t>
+      </w:r>
+      <w:r>
+        <w:rPr>
+          <w:b/>
+          <w:lang w:val="zh_CN" w:bidi="zh_CN"/>
+        </w:rPr>
+        <w:t>复活</w:t>
+      </w:r>
+      <w:r>
+        <w:rPr>
+          <w:lang w:val="zh_CN" w:bidi="zh_CN"/>
+        </w:rPr>
+        <w:t>了。 耶稣再次活过来的事件被称为</w:t>
+      </w:r>
+      <w:r>
+        <w:rPr>
+          <w:b/>
+          <w:lang w:val="zh_CN" w:bidi="zh_CN"/>
+        </w:rPr>
+        <w:t>复活</w:t>
+      </w:r>
+      <w:r>
+        <w:rPr>
+          <w:lang w:val="zh_CN" w:bidi="zh_CN"/>
+        </w:rPr>
+        <w:t>。 耶稣以一个完整的人，一个身体，再次活了过来！ 祂不只是一个</w:t>
+      </w:r>
+      <w:r>
+        <w:rPr>
+          <w:lang w:val="zh_CN" w:bidi="zh_CN"/>
+        </w:rPr>
+        <w:t>灵</w:t>
+      </w:r>
+      <w:r>
+        <w:rPr>
+          <w:lang w:val="zh_CN" w:bidi="zh_CN"/>
+        </w:rPr>
+        <w:t>，因为人们可以触摸到耶稣。 耶稣也与祂的</w:t>
+      </w:r>
+      <w:r>
+        <w:rPr>
+          <w:lang w:val="zh_CN" w:bidi="zh_CN"/>
+        </w:rPr>
+        <w:t>门徒们</w:t>
+      </w:r>
+      <w:r>
+        <w:rPr>
+          <w:lang w:val="zh_CN" w:bidi="zh_CN"/>
+        </w:rPr>
+        <w:t>一起进食。</w:t>
       </w:r>
     </w:p>
     <w:p>
@@ -383,94 +400,6 @@
           <w:lang w:val="zh_CN" w:bidi="zh_CN"/>
         </w:rPr>
       </w:r>
-    </w:p>
-    <w:p>
-      <w:pPr>
-        <w:pStyle w:val="Heading2"/>
-      </w:pPr>
-      <w:r>
-        <w:rPr>
-          <w:lang w:val="zh_CN" w:bidi="zh_CN"/>
-        </w:rPr>
-        <w:t>复活</w:t>
-      </w:r>
-      <w:r>
-        <w:rPr>
-          <w:lang w:val="zh_CN" w:bidi="zh_CN"/>
-        </w:rPr>
-      </w:r>
-    </w:p>
-    <w:p>
-      <w:pPr/>
-      <w:r>
-        <w:rPr>
-          <w:lang w:val="zh_CN" w:bidi="zh_CN"/>
-        </w:rPr>
-      </w:r>
-      <w:r>
-        <w:rPr>
-          <w:lang w:val="zh_CN" w:bidi="zh_CN"/>
-        </w:rPr>
-        <w:t>耶稣死后，三天后祂复活了。 我们说祂</w:t>
-      </w:r>
-      <w:r>
-        <w:rPr>
-          <w:b/>
-          <w:lang w:val="zh_CN" w:bidi="zh_CN"/>
-        </w:rPr>
-        <w:t>复活</w:t>
-      </w:r>
-      <w:r>
-        <w:rPr>
-          <w:lang w:val="zh_CN" w:bidi="zh_CN"/>
-        </w:rPr>
-        <w:t>了。 耶稣再次活过来的事件被称为</w:t>
-      </w:r>
-      <w:r>
-        <w:rPr>
-          <w:b/>
-          <w:lang w:val="zh_CN" w:bidi="zh_CN"/>
-        </w:rPr>
-        <w:t>复活</w:t>
-      </w:r>
-      <w:r>
-        <w:rPr>
-          <w:lang w:val="zh_CN" w:bidi="zh_CN"/>
-        </w:rPr>
-        <w:t>。 耶稣以一个完整的人，一个身体，再次活了过来！ 祂不只是一个</w:t>
-      </w:r>
-      <w:r>
-        <w:rPr>
-          <w:lang w:val="zh_CN" w:bidi="zh_CN"/>
-        </w:rPr>
-        <w:t>灵</w:t>
-      </w:r>
-      <w:r>
-        <w:rPr>
-          <w:lang w:val="zh_CN" w:bidi="zh_CN"/>
-        </w:rPr>
-        <w:t>，因为人们可以触摸到耶稣。 耶稣也与祂的</w:t>
-      </w:r>
-      <w:r>
-        <w:rPr>
-          <w:lang w:val="zh_CN" w:bidi="zh_CN"/>
-        </w:rPr>
-        <w:t>门徒们</w:t>
-      </w:r>
-      <w:r>
-        <w:rPr>
-          <w:lang w:val="zh_CN" w:bidi="zh_CN"/>
-        </w:rPr>
-        <w:t>一起进食。</w:t>
-      </w:r>
-    </w:p>
-    <w:p>
-      <w:pPr/>
-      <w:r>
-        <w:rPr>
-          <w:lang w:val="zh_CN" w:bidi="zh_CN"/>
-        </w:rPr>
-      </w:r>
       <w:r>
         <w:rPr>
           <w:lang w:val="zh_CN" w:bidi="zh_CN"/>
@@ -488,77 +417,6 @@
           <w:lang w:val="zh_CN" w:bidi="zh_CN"/>
         </w:rPr>
         <w:t>永远统治时，神所拣选接纳的人将再次活过来，并接受一个新的身体——一个永远不会再死的身体！ 这个事件被称为信徒们的复活。 因为耶稣复活了，我们可以肯定神也会使我们再次活过来。</w:t>
-      </w:r>
-      <w:r>
-        <w:rPr>
-          <w:lang w:val="zh_CN" w:bidi="zh_CN"/>
-        </w:rPr>
-      </w:r>
-      <w:r>
-        <w:rPr>
-          <w:lang w:val="zh_CN" w:bidi="zh_CN"/>
-        </w:rPr>
-      </w:r>
-    </w:p>
-    <w:p>
-      <w:pPr/>
-      <w:r>
-        <w:rPr>
-          <w:lang w:val="zh_CN" w:bidi="zh_CN"/>
-        </w:rPr>
-      </w:r>
-    </w:p>
-    <w:p>
-      <w:pPr>
-        <w:pStyle w:val="Heading2"/>
-      </w:pPr>
-      <w:r>
-        <w:rPr>
-          <w:lang w:val="zh_CN" w:bidi="zh_CN"/>
-        </w:rPr>
-        <w:t>复活</w:t>
-      </w:r>
-      <w:r>
-        <w:rPr>
-          <w:lang w:val="zh_CN" w:bidi="zh_CN"/>
-        </w:rPr>
-      </w:r>
-    </w:p>
-    <w:p>
-      <w:pPr>
-        <w:pStyle w:val="Heading4"/>
-      </w:pPr>
-      <w:r>
-        <w:rPr>
-          <w:lang w:val="zh_CN" w:bidi="zh_CN"/>
-        </w:rPr>
-        <w:t>Audio Content</w:t>
-      </w:r>
-    </w:p>
-    <w:p>
-      <w:pPr/>
-      <w:r>
-        <w:rPr>
-          <w:lang w:val="zh_CN" w:bidi="zh_CN"/>
-        </w:rPr>
-      </w:r>
-      <w:hyperlink r:id="rId13">
-        <w:r>
-          <w:rPr>
-            <w:lang w:val="zh_CN" w:bidi="zh_CN"/>
-          </w:rPr>
-          <w:rPr>
-            <w:color w:val="0000EE"/>
-            <w:u w:val="single"/>
-          </w:rPr>
-          <w:t>mp3 file</w:t>
-        </w:r>
-      </w:hyperlink>
-      <w:r>
-        <w:rPr>
-          <w:lang w:val="zh_CN" w:bidi="zh_CN"/>
-        </w:rPr>
-        <w:t xml:space="preserve"> (None KB)</w:t>
       </w:r>
       <w:r>
         <w:rPr>

--- a/zhs/docx/018.content.docx
+++ b/zhs/docx/018.content.docx
@@ -218,36 +218,54 @@
         </w:rPr>
         <w:t>这个词是一个</w:t>
       </w:r>
-      <w:r>
-        <w:rPr>
-          <w:lang w:val="zh_CN" w:bidi="zh_CN"/>
-        </w:rPr>
-        <w:t>希腊</w:t>
-      </w:r>
+      <w:hyperlink r:id="rId13">
+        <w:r>
+          <w:rPr>
+            <w:lang w:val="zh_CN" w:bidi="zh_CN"/>
+          </w:rPr>
+          <w:rPr>
+            <w:color w:val="0000EE"/>
+            <w:u w:val="single"/>
+          </w:rPr>
+          <w:t>希腊</w:t>
+        </w:r>
+      </w:hyperlink>
       <w:r>
         <w:rPr>
           <w:lang w:val="zh_CN" w:bidi="zh_CN"/>
         </w:rPr>
         <w:t>词的翻译，字面意思是"好消息"。圣经中的</w:t>
       </w:r>
-      <w:r>
-        <w:rPr>
-          <w:lang w:val="zh_CN" w:bidi="zh_CN"/>
-        </w:rPr>
-        <w:t>好消息</w:t>
-      </w:r>
+      <w:hyperlink r:id="rId14">
+        <w:r>
+          <w:rPr>
+            <w:lang w:val="zh_CN" w:bidi="zh_CN"/>
+          </w:rPr>
+          <w:rPr>
+            <w:color w:val="0000EE"/>
+            <w:u w:val="single"/>
+          </w:rPr>
+          <w:t>好消息</w:t>
+        </w:r>
+      </w:hyperlink>
       <w:r>
         <w:rPr>
           <w:lang w:val="zh_CN" w:bidi="zh_CN"/>
         </w:rPr>
         <w:t>是神已经设立了一条拯救人的道路。在新约中，我们清楚地知道，神拯救祂子民的方式是通过耶稣的死和</w:t>
       </w:r>
-      <w:r>
-        <w:rPr>
-          <w:lang w:val="zh_CN" w:bidi="zh_CN"/>
-        </w:rPr>
-        <w:t>复活</w:t>
-      </w:r>
+      <w:hyperlink r:id="rId15">
+        <w:r>
+          <w:rPr>
+            <w:lang w:val="zh_CN" w:bidi="zh_CN"/>
+          </w:rPr>
+          <w:rPr>
+            <w:color w:val="0000EE"/>
+            <w:u w:val="single"/>
+          </w:rPr>
+          <w:t>复活</w:t>
+        </w:r>
+      </w:hyperlink>
       <w:r>
         <w:rPr>
           <w:lang w:val="zh_CN" w:bidi="zh_CN"/>
@@ -268,12 +286,18 @@
         </w:rPr>
         <w:t>在圣经中有关耶稣生平的部分：马太福音、马可福音、路加福音和约翰福音，我们有时也会听到关于福音，或关于"国度的好消息"。当时，耶稣尚未为拯救世人而受死。这里的好消息意味着</w:t>
       </w:r>
-      <w:r>
-        <w:rPr>
-          <w:lang w:val="zh_CN" w:bidi="zh_CN"/>
-        </w:rPr>
-        <w:t>神的国</w:t>
-      </w:r>
+      <w:hyperlink r:id="rId16">
+        <w:r>
+          <w:rPr>
+            <w:lang w:val="zh_CN" w:bidi="zh_CN"/>
+          </w:rPr>
+          <w:rPr>
+            <w:color w:val="0000EE"/>
+            <w:u w:val="single"/>
+          </w:rPr>
+          <w:t>神的国</w:t>
+        </w:r>
+      </w:hyperlink>
       <w:r>
         <w:rPr>
           <w:lang w:val="zh_CN" w:bidi="zh_CN"/>
@@ -292,7 +316,25 @@
         <w:rPr>
           <w:lang w:val="zh_CN" w:bidi="zh_CN"/>
         </w:rPr>
-        <w:t>在教会中，我们经常使用"福音书"一词来谈论新约圣经中告诉我们耶稣生平的四卷书：马太福音、马可福音、路加福音和约翰福音。 当谈到这些书中的某一卷时，我们通常会说"马太福音"或"马可福音"。这表示，例如当我们说"马太福音"时，我们指的是整卷马太福音书。</w:t>
+        <w:t>在</w:t>
+      </w:r>
+      <w:hyperlink r:id="rId17">
+        <w:r>
+          <w:rPr>
+            <w:lang w:val="zh_CN" w:bidi="zh_CN"/>
+          </w:rPr>
+          <w:rPr>
+            <w:color w:val="0000EE"/>
+            <w:u w:val="single"/>
+          </w:rPr>
+          <w:t>教会</w:t>
+        </w:r>
+      </w:hyperlink>
+      <w:r>
+        <w:rPr>
+          <w:lang w:val="zh_CN" w:bidi="zh_CN"/>
+        </w:rPr>
+        <w:t>中，我们经常使用"福音书"一词来谈论新约圣经中告诉我们耶稣生平的四卷书：马太福音、马可福音、路加福音和约翰福音。 当谈到这些书中的某一卷时，我们通常会说"马太福音"或"马可福音"。这表示，例如当我们说"马太福音"时，我们指的是整卷马太福音书。</w:t>
       </w:r>
       <w:r>
         <w:rPr>
@@ -368,24 +410,36 @@
         </w:rPr>
         <w:t>。 耶稣以一个完整的人，一个身体，再次活了过来！ 祂不只是一个</w:t>
       </w:r>
-      <w:r>
-        <w:rPr>
-          <w:lang w:val="zh_CN" w:bidi="zh_CN"/>
-        </w:rPr>
-        <w:t>灵</w:t>
-      </w:r>
+      <w:hyperlink r:id="rId18">
+        <w:r>
+          <w:rPr>
+            <w:lang w:val="zh_CN" w:bidi="zh_CN"/>
+          </w:rPr>
+          <w:rPr>
+            <w:color w:val="0000EE"/>
+            <w:u w:val="single"/>
+          </w:rPr>
+          <w:t>灵</w:t>
+        </w:r>
+      </w:hyperlink>
       <w:r>
         <w:rPr>
           <w:lang w:val="zh_CN" w:bidi="zh_CN"/>
         </w:rPr>
         <w:t>，因为人们可以触摸到耶稣。 耶稣也与祂的</w:t>
       </w:r>
-      <w:r>
-        <w:rPr>
-          <w:lang w:val="zh_CN" w:bidi="zh_CN"/>
-        </w:rPr>
-        <w:t>门徒们</w:t>
-      </w:r>
+      <w:hyperlink r:id="rId19">
+        <w:r>
+          <w:rPr>
+            <w:lang w:val="zh_CN" w:bidi="zh_CN"/>
+          </w:rPr>
+          <w:rPr>
+            <w:color w:val="0000EE"/>
+            <w:u w:val="single"/>
+          </w:rPr>
+          <w:t>门徒们</w:t>
+        </w:r>
+      </w:hyperlink>
       <w:r>
         <w:rPr>
           <w:lang w:val="zh_CN" w:bidi="zh_CN"/>
@@ -406,17 +460,41 @@
         </w:rPr>
         <w:t>当耶稣将再来作为</w:t>
       </w:r>
-      <w:r>
-        <w:rPr>
-          <w:lang w:val="zh_CN" w:bidi="zh_CN"/>
-        </w:rPr>
-        <w:t>王</w:t>
-      </w:r>
-      <w:r>
-        <w:rPr>
-          <w:lang w:val="zh_CN" w:bidi="zh_CN"/>
-        </w:rPr>
-        <w:t>永远统治时，神所拣选接纳的人将再次活过来，并接受一个新的身体——一个永远不会再死的身体！ 这个事件被称为信徒们的复活。 因为耶稣复活了，我们可以肯定神也会使我们再次活过来。</w:t>
+      <w:hyperlink r:id="rId20">
+        <w:r>
+          <w:rPr>
+            <w:lang w:val="zh_CN" w:bidi="zh_CN"/>
+          </w:rPr>
+          <w:rPr>
+            <w:color w:val="0000EE"/>
+            <w:u w:val="single"/>
+          </w:rPr>
+          <w:t>王</w:t>
+        </w:r>
+      </w:hyperlink>
+      <w:r>
+        <w:rPr>
+          <w:lang w:val="zh_CN" w:bidi="zh_CN"/>
+        </w:rPr>
+        <w:t>永远统治时，神所拣选接纳的人将再次活过来，并接受一个新的身体——一个永远不会再死的身体！ 这个事件被称为</w:t>
+      </w:r>
+      <w:hyperlink r:id="rId21">
+        <w:r>
+          <w:rPr>
+            <w:lang w:val="zh_CN" w:bidi="zh_CN"/>
+          </w:rPr>
+          <w:rPr>
+            <w:color w:val="0000EE"/>
+            <w:u w:val="single"/>
+          </w:rPr>
+          <w:t>信徒们</w:t>
+        </w:r>
+      </w:hyperlink>
+      <w:r>
+        <w:rPr>
+          <w:lang w:val="zh_CN" w:bidi="zh_CN"/>
+        </w:rPr>
+        <w:t>的复活。 因为耶稣复活了，我们可以肯定神也会使我们再次活过来。</w:t>
       </w:r>
       <w:r>
         <w:rPr>
